--- a/documents/icca/iCCA_3_Standard_Transplant_Protocol.docx
+++ b/documents/icca/iCCA_3_Standard_Transplant_Protocol.docx
@@ -30,7 +30,7 @@
           <w:i/>
           <w:sz w:val="18"/>
         </w:rPr>
-        <w:t xml:space="preserve">Standardized document set, 29 October 2026: this is the full-content document for the standard transplant pathway. Questions for consensus: iCCA_4_Standard_Transplant_Questions.docx. Decision discussion for all settings: iCCA_7_Decision_Discussion.docx. Web page: https://drliuhao.github.io/mh-liver-pathways/transplant/icca/</w:t>
+        <w:t xml:space="preserve">Standardized document set, 29 October 2026: this is the full-content document for the standard transplant pathway. Questions for consensus: iCCA_4_Standard_Transplant_Questions.docx. Decision discussion for all settings: iCCA_7_Decision_Discussion.docx. Web page: https://drliuhao.github.io/mh-liver-pathways/transplant/icca/ 3 statements corrected on 29 October 2026 against the full texts of papers previously cited from their abstracts.</w:t>
       </w:r>
     </w:p>
     <w:p>
@@ -3644,7 +3644,7 @@
         </w:numPr>
       </w:pPr>
       <w:r>
-        <w:t xml:space="preserve">Prior checkpoint-inhibitor exposure: rejection risk is elevated — pooled allograft rejection 19% (95% CI 12-30%) across 8 retrospective studies (n = 229), with complete recovery in 78% of rejection episodes, graft loss in 4% and rejection-related mortality in 2% ( PMID 41234720). Reported events cluster in the early post-transplant weeks; no reliable median time to onset has been established and none should be quoted.</w:t>
+        <w:t xml:space="preserve">Prior checkpoint-inhibitor exposure: allograft rejection is a recognised risk — in an HCC-only meta-analysis of 8 studies (1 RCT and 7 retrospective; n = 229), pooled post-transplant rejection was 19% (95% CI 12-30%), with complete recovery in 78% of patients with rejection, graft loss in 4% and rejection-related mortality in 2% ( PMID 41234720). There was no ICI-naive comparator, about half of rejections were not biopsy-confirmed, and the authors did not find rejection clearly higher than the 10-30% reported without ICI. Reported rejection onset ranged from 4 to 150 days after transplant; no pooled median time to onset was reported and none should be quoted.</w:t>
       </w:r>
     </w:p>
     <w:p>
